--- a/FrontEnd/src/assets/changes -2.docx
+++ b/FrontEnd/src/assets/changes -2.docx
@@ -1,6 +1,6 @@
 
 <file path=word/document.xml><?xml version="1.0" encoding="utf-8"?>
-<w:document xmlns:wpc="http://schemas.microsoft.com/office/word/2010/wordprocessingCanvas" xmlns:cx="http://schemas.microsoft.com/office/drawing/2014/chartex" xmlns:cx1="http://schemas.microsoft.com/office/drawing/2015/9/8/chartex" xmlns:cx2="http://schemas.microsoft.com/office/drawing/2015/10/21/chartex" xmlns:cx3="http://schemas.microsoft.com/office/drawing/2016/5/9/chartex" xmlns:cx4="http://schemas.microsoft.com/office/drawing/2016/5/10/chartex" xmlns:cx5="http://schemas.microsoft.com/office/drawing/2016/5/11/chartex" xmlns:cx6="http://schemas.microsoft.com/office/drawing/2016/5/12/chartex" xmlns:cx7="http://schemas.microsoft.com/office/drawing/2016/5/13/chartex" xmlns:cx8="http://schemas.microsoft.com/office/drawing/2016/5/14/chartex" xmlns:mc="http://schemas.openxmlformats.org/markup-compatibility/2006" xmlns:aink="http://schemas.microsoft.com/office/drawing/2016/ink" xmlns:am3d="http://schemas.microsoft.com/office/drawing/2017/model3d" xmlns:o="urn:schemas-microsoft-com:office:office" xmlns:r="http://schemas.openxmlformats.org/officeDocument/2006/relationships" xmlns:m="http://schemas.openxmlformats.org/officeDocument/2006/math" xmlns:v="urn:schemas-microsoft-com:vml" xmlns:wp14="http://schemas.microsoft.com/office/word/2010/wordprocessingDrawing" xmlns:wp="http://schemas.openxmlformats.org/drawingml/2006/wordprocessingDrawing" xmlns:w10="urn:schemas-microsoft-com:office:word" xmlns:w="http://schemas.openxmlformats.org/wordprocessingml/2006/main" xmlns:w14="http://schemas.microsoft.com/office/word/2010/wordml" xmlns:w15="http://schemas.microsoft.com/office/word/2012/wordml" xmlns:w16cex="http://schemas.microsoft.com/office/word/2018/wordml/cex" xmlns:w16cid="http://schemas.microsoft.com/office/word/2016/wordml/cid" xmlns:w16="http://schemas.microsoft.com/office/word/2018/wordml" xmlns:w16sdtdh="http://schemas.microsoft.com/office/word/2020/wordml/sdtdatahash" xmlns:w16se="http://schemas.microsoft.com/office/word/2015/wordml/symex" xmlns:wpg="http://schemas.microsoft.com/office/word/2010/wordprocessingGroup" xmlns:wpi="http://schemas.microsoft.com/office/word/2010/wordprocessingInk" xmlns:wne="http://schemas.microsoft.com/office/word/2006/wordml" xmlns:wps="http://schemas.microsoft.com/office/word/2010/wordprocessingShape" mc:Ignorable="w14 w15 w16se w16cid w16 w16cex w16sdtdh wp14">
+<w:document xmlns:wpc="http://schemas.microsoft.com/office/word/2010/wordprocessingCanvas" xmlns:cx="http://schemas.microsoft.com/office/drawing/2014/chartex" xmlns:cx1="http://schemas.microsoft.com/office/drawing/2015/9/8/chartex" xmlns:cx2="http://schemas.microsoft.com/office/drawing/2015/10/21/chartex" xmlns:cx3="http://schemas.microsoft.com/office/drawing/2016/5/9/chartex" xmlns:cx4="http://schemas.microsoft.com/office/drawing/2016/5/10/chartex" xmlns:cx5="http://schemas.microsoft.com/office/drawing/2016/5/11/chartex" xmlns:cx6="http://schemas.microsoft.com/office/drawing/2016/5/12/chartex" xmlns:cx7="http://schemas.microsoft.com/office/drawing/2016/5/13/chartex" xmlns:cx8="http://schemas.microsoft.com/office/drawing/2016/5/14/chartex" xmlns:mc="http://schemas.openxmlformats.org/markup-compatibility/2006" xmlns:aink="http://schemas.microsoft.com/office/drawing/2016/ink" xmlns:am3d="http://schemas.microsoft.com/office/drawing/2017/model3d" xmlns:o="urn:schemas-microsoft-com:office:office" xmlns:oel="http://schemas.microsoft.com/office/2019/extlst" xmlns:r="http://schemas.openxmlformats.org/officeDocument/2006/relationships" xmlns:m="http://schemas.openxmlformats.org/officeDocument/2006/math" xmlns:v="urn:schemas-microsoft-com:vml" xmlns:wp14="http://schemas.microsoft.com/office/word/2010/wordprocessingDrawing" xmlns:wp="http://schemas.openxmlformats.org/drawingml/2006/wordprocessingDrawing" xmlns:w10="urn:schemas-microsoft-com:office:word" xmlns:w="http://schemas.openxmlformats.org/wordprocessingml/2006/main" xmlns:w14="http://schemas.microsoft.com/office/word/2010/wordml" xmlns:w15="http://schemas.microsoft.com/office/word/2012/wordml" xmlns:w16cex="http://schemas.microsoft.com/office/word/2018/wordml/cex" xmlns:w16cid="http://schemas.microsoft.com/office/word/2016/wordml/cid" xmlns:w16="http://schemas.microsoft.com/office/word/2018/wordml" xmlns:w16du="http://schemas.microsoft.com/office/word/2023/wordml/word16du" xmlns:w16sdtdh="http://schemas.microsoft.com/office/word/2020/wordml/sdtdatahash" xmlns:w16sdtfl="http://schemas.microsoft.com/office/word/2024/wordml/sdtformatlock" xmlns:w16se="http://schemas.microsoft.com/office/word/2015/wordml/symex" xmlns:wpg="http://schemas.microsoft.com/office/word/2010/wordprocessingGroup" xmlns:wpi="http://schemas.microsoft.com/office/word/2010/wordprocessingInk" xmlns:wne="http://schemas.microsoft.com/office/word/2006/wordml" xmlns:wps="http://schemas.microsoft.com/office/word/2010/wordprocessingShape" mc:Ignorable="w14 w15 w16se w16cid w16 w16cex w16sdtdh w16sdtfl w16du wp14">
   <w:body>
     <w:p>
       <w:pPr>
@@ -35,7 +35,23 @@
           <w:sz w:val="36"/>
           <w:szCs w:val="36"/>
         </w:rPr>
-        <w:t xml:space="preserve">The body text of most section is light white.. make it brighter and little bold </w:t>
+        <w:t xml:space="preserve">The body text of most section is light </w:t>
+      </w:r>
+      <w:proofErr w:type="gramStart"/>
+      <w:r>
+        <w:rPr>
+          <w:sz w:val="36"/>
+          <w:szCs w:val="36"/>
+        </w:rPr>
+        <w:t>white..</w:t>
+      </w:r>
+      <w:proofErr w:type="gramEnd"/>
+      <w:r>
+        <w:rPr>
+          <w:sz w:val="36"/>
+          <w:szCs w:val="36"/>
+        </w:rPr>
+        <w:t xml:space="preserve"> make it brighter and little bold </w:t>
       </w:r>
       <w:r>
         <w:rPr>
@@ -110,14 +126,30 @@
           <w:sz w:val="36"/>
           <w:szCs w:val="36"/>
         </w:rPr>
-        <w:t xml:space="preserve"> down to two points. Increase the text size of the body proportionate to the heading</w:t>
-      </w:r>
-      <w:r>
-        <w:rPr>
-          <w:sz w:val="36"/>
-          <w:szCs w:val="36"/>
-        </w:rPr>
-        <w:t>.. make it more visible</w:t>
+        <w:t xml:space="preserve"> down to two points. Increase the text size of the body proportionate to the </w:t>
+      </w:r>
+      <w:proofErr w:type="gramStart"/>
+      <w:r>
+        <w:rPr>
+          <w:sz w:val="36"/>
+          <w:szCs w:val="36"/>
+        </w:rPr>
+        <w:t>heading</w:t>
+      </w:r>
+      <w:r>
+        <w:rPr>
+          <w:sz w:val="36"/>
+          <w:szCs w:val="36"/>
+        </w:rPr>
+        <w:t>..</w:t>
+      </w:r>
+      <w:proofErr w:type="gramEnd"/>
+      <w:r>
+        <w:rPr>
+          <w:sz w:val="36"/>
+          <w:szCs w:val="36"/>
+        </w:rPr>
+        <w:t xml:space="preserve"> make it more visible</w:t>
       </w:r>
       <w:r>
         <w:rPr>
@@ -144,7 +176,23 @@
           <w:sz w:val="36"/>
           <w:szCs w:val="36"/>
         </w:rPr>
-        <w:t>‘What clients say ’ increase size</w:t>
+        <w:t xml:space="preserve">‘What clients </w:t>
+      </w:r>
+      <w:proofErr w:type="gramStart"/>
+      <w:r>
+        <w:rPr>
+          <w:sz w:val="36"/>
+          <w:szCs w:val="36"/>
+        </w:rPr>
+        <w:t>say ’</w:t>
+      </w:r>
+      <w:proofErr w:type="gramEnd"/>
+      <w:r>
+        <w:rPr>
+          <w:sz w:val="36"/>
+          <w:szCs w:val="36"/>
+        </w:rPr>
+        <w:t xml:space="preserve"> increase size</w:t>
       </w:r>
       <w:r>
         <w:rPr>
@@ -181,14 +229,30 @@
           <w:sz w:val="36"/>
           <w:szCs w:val="36"/>
         </w:rPr>
-        <w:t xml:space="preserve">. Google Review </w:t>
-      </w:r>
-      <w:r>
-        <w:rPr>
-          <w:sz w:val="36"/>
-          <w:szCs w:val="36"/>
-        </w:rPr>
-        <w:t xml:space="preserve"> reduce size</w:t>
+        <w:t xml:space="preserve">. Google </w:t>
+      </w:r>
+      <w:proofErr w:type="gramStart"/>
+      <w:r>
+        <w:rPr>
+          <w:sz w:val="36"/>
+          <w:szCs w:val="36"/>
+        </w:rPr>
+        <w:t xml:space="preserve">Review </w:t>
+      </w:r>
+      <w:r>
+        <w:rPr>
+          <w:sz w:val="36"/>
+          <w:szCs w:val="36"/>
+        </w:rPr>
+        <w:t xml:space="preserve"> reduce</w:t>
+      </w:r>
+      <w:proofErr w:type="gramEnd"/>
+      <w:r>
+        <w:rPr>
+          <w:sz w:val="36"/>
+          <w:szCs w:val="36"/>
+        </w:rPr>
+        <w:t xml:space="preserve"> size</w:t>
       </w:r>
     </w:p>
     <w:p>
@@ -229,7 +293,23 @@
           <w:sz w:val="36"/>
           <w:szCs w:val="36"/>
         </w:rPr>
-        <w:t>stretch the steps from left to right more and increase font size. Its small to read</w:t>
+        <w:t xml:space="preserve">stretch the steps from left to right more and increase font size. </w:t>
+      </w:r>
+      <w:proofErr w:type="gramStart"/>
+      <w:r>
+        <w:rPr>
+          <w:sz w:val="36"/>
+          <w:szCs w:val="36"/>
+        </w:rPr>
+        <w:t>Its</w:t>
+      </w:r>
+      <w:proofErr w:type="gramEnd"/>
+      <w:r>
+        <w:rPr>
+          <w:sz w:val="36"/>
+          <w:szCs w:val="36"/>
+        </w:rPr>
+        <w:t xml:space="preserve"> small to read</w:t>
       </w:r>
       <w:r>
         <w:rPr>
@@ -513,7 +593,25 @@
           <w:sz w:val="36"/>
           <w:szCs w:val="36"/>
         </w:rPr>
-        <w:t>You can put left side pic and right side text</w:t>
+        <w:t xml:space="preserve">You can put left side pic and </w:t>
+      </w:r>
+      <w:proofErr w:type="gramStart"/>
+      <w:r>
+        <w:rPr>
+          <w:color w:val="2F5496" w:themeColor="accent1" w:themeShade="BF"/>
+          <w:sz w:val="36"/>
+          <w:szCs w:val="36"/>
+        </w:rPr>
+        <w:t>right side</w:t>
+      </w:r>
+      <w:proofErr w:type="gramEnd"/>
+      <w:r>
+        <w:rPr>
+          <w:color w:val="2F5496" w:themeColor="accent1" w:themeShade="BF"/>
+          <w:sz w:val="36"/>
+          <w:szCs w:val="36"/>
+        </w:rPr>
+        <w:t xml:space="preserve"> text</w:t>
       </w:r>
     </w:p>
     <w:p>
@@ -776,7 +874,23 @@
           <w:sz w:val="44"/>
           <w:szCs w:val="44"/>
         </w:rPr>
-        <w:t>Why agencies choose us – make it lower case . No full caps</w:t>
+        <w:t xml:space="preserve">Why agencies choose us – make it lower </w:t>
+      </w:r>
+      <w:proofErr w:type="gramStart"/>
+      <w:r>
+        <w:rPr>
+          <w:sz w:val="44"/>
+          <w:szCs w:val="44"/>
+        </w:rPr>
+        <w:t>case .</w:t>
+      </w:r>
+      <w:proofErr w:type="gramEnd"/>
+      <w:r>
+        <w:rPr>
+          <w:sz w:val="44"/>
+          <w:szCs w:val="44"/>
+        </w:rPr>
+        <w:t xml:space="preserve"> No full caps</w:t>
       </w:r>
     </w:p>
     <w:p>
@@ -799,15 +913,40 @@
           <w:sz w:val="44"/>
           <w:szCs w:val="44"/>
         </w:rPr>
-        <w:t xml:space="preserve">Bex core values not able to read. The inside text very small ..speed to </w:t>
+        <w:t>Bex core values not able to read. The inside text very small</w:t>
+      </w:r>
+      <w:proofErr w:type="gramStart"/>
+      <w:r>
+        <w:rPr>
+          <w:sz w:val="44"/>
+          <w:szCs w:val="44"/>
+        </w:rPr>
+        <w:t xml:space="preserve"> ..</w:t>
+      </w:r>
+      <w:proofErr w:type="gramEnd"/>
+      <w:r>
+        <w:rPr>
+          <w:sz w:val="44"/>
+          <w:szCs w:val="44"/>
+        </w:rPr>
+        <w:t xml:space="preserve">speed to </w:t>
       </w:r>
       <w:proofErr w:type="spellStart"/>
-      <w:r>
-        <w:rPr>
-          <w:sz w:val="44"/>
-          <w:szCs w:val="44"/>
-        </w:rPr>
-        <w:t>reduce..cursor</w:t>
+      <w:proofErr w:type="gramStart"/>
+      <w:r>
+        <w:rPr>
+          <w:sz w:val="44"/>
+          <w:szCs w:val="44"/>
+        </w:rPr>
+        <w:t>reduce..</w:t>
+      </w:r>
+      <w:proofErr w:type="gramEnd"/>
+      <w:r>
+        <w:rPr>
+          <w:sz w:val="44"/>
+          <w:szCs w:val="44"/>
+        </w:rPr>
+        <w:t>cursor</w:t>
       </w:r>
       <w:proofErr w:type="spellEnd"/>
       <w:r>
@@ -1002,7 +1141,7 @@
 </file>
 
 <file path=word/numbering.xml><?xml version="1.0" encoding="utf-8"?>
-<w:numbering xmlns:wpc="http://schemas.microsoft.com/office/word/2010/wordprocessingCanvas" xmlns:cx="http://schemas.microsoft.com/office/drawing/2014/chartex" xmlns:cx1="http://schemas.microsoft.com/office/drawing/2015/9/8/chartex" xmlns:cx2="http://schemas.microsoft.com/office/drawing/2015/10/21/chartex" xmlns:cx3="http://schemas.microsoft.com/office/drawing/2016/5/9/chartex" xmlns:cx4="http://schemas.microsoft.com/office/drawing/2016/5/10/chartex" xmlns:cx5="http://schemas.microsoft.com/office/drawing/2016/5/11/chartex" xmlns:cx6="http://schemas.microsoft.com/office/drawing/2016/5/12/chartex" xmlns:cx7="http://schemas.microsoft.com/office/drawing/2016/5/13/chartex" xmlns:cx8="http://schemas.microsoft.com/office/drawing/2016/5/14/chartex" xmlns:mc="http://schemas.openxmlformats.org/markup-compatibility/2006" xmlns:aink="http://schemas.microsoft.com/office/drawing/2016/ink" xmlns:am3d="http://schemas.microsoft.com/office/drawing/2017/model3d" xmlns:o="urn:schemas-microsoft-com:office:office" xmlns:r="http://schemas.openxmlformats.org/officeDocument/2006/relationships" xmlns:m="http://schemas.openxmlformats.org/officeDocument/2006/math" xmlns:v="urn:schemas-microsoft-com:vml" xmlns:wp14="http://schemas.microsoft.com/office/word/2010/wordprocessingDrawing" xmlns:wp="http://schemas.openxmlformats.org/drawingml/2006/wordprocessingDrawing" xmlns:w10="urn:schemas-microsoft-com:office:word" xmlns:w="http://schemas.openxmlformats.org/wordprocessingml/2006/main" xmlns:w14="http://schemas.microsoft.com/office/word/2010/wordml" xmlns:w15="http://schemas.microsoft.com/office/word/2012/wordml" xmlns:w16cex="http://schemas.microsoft.com/office/word/2018/wordml/cex" xmlns:w16cid="http://schemas.microsoft.com/office/word/2016/wordml/cid" xmlns:w16="http://schemas.microsoft.com/office/word/2018/wordml" xmlns:w16sdtdh="http://schemas.microsoft.com/office/word/2020/wordml/sdtdatahash" xmlns:w16se="http://schemas.microsoft.com/office/word/2015/wordml/symex" xmlns:wpg="http://schemas.microsoft.com/office/word/2010/wordprocessingGroup" xmlns:wpi="http://schemas.microsoft.com/office/word/2010/wordprocessingInk" xmlns:wne="http://schemas.microsoft.com/office/word/2006/wordml" xmlns:wps="http://schemas.microsoft.com/office/word/2010/wordprocessingShape" mc:Ignorable="w14 w15 w16se w16cid w16 w16cex w16sdtdh wp14">
+<w:numbering xmlns:wpc="http://schemas.microsoft.com/office/word/2010/wordprocessingCanvas" xmlns:cx="http://schemas.microsoft.com/office/drawing/2014/chartex" xmlns:cx1="http://schemas.microsoft.com/office/drawing/2015/9/8/chartex" xmlns:cx2="http://schemas.microsoft.com/office/drawing/2015/10/21/chartex" xmlns:cx3="http://schemas.microsoft.com/office/drawing/2016/5/9/chartex" xmlns:cx4="http://schemas.microsoft.com/office/drawing/2016/5/10/chartex" xmlns:cx5="http://schemas.microsoft.com/office/drawing/2016/5/11/chartex" xmlns:cx6="http://schemas.microsoft.com/office/drawing/2016/5/12/chartex" xmlns:cx7="http://schemas.microsoft.com/office/drawing/2016/5/13/chartex" xmlns:cx8="http://schemas.microsoft.com/office/drawing/2016/5/14/chartex" xmlns:mc="http://schemas.openxmlformats.org/markup-compatibility/2006" xmlns:aink="http://schemas.microsoft.com/office/drawing/2016/ink" xmlns:am3d="http://schemas.microsoft.com/office/drawing/2017/model3d" xmlns:o="urn:schemas-microsoft-com:office:office" xmlns:oel="http://schemas.microsoft.com/office/2019/extlst" xmlns:r="http://schemas.openxmlformats.org/officeDocument/2006/relationships" xmlns:m="http://schemas.openxmlformats.org/officeDocument/2006/math" xmlns:v="urn:schemas-microsoft-com:vml" xmlns:wp14="http://schemas.microsoft.com/office/word/2010/wordprocessingDrawing" xmlns:wp="http://schemas.openxmlformats.org/drawingml/2006/wordprocessingDrawing" xmlns:w10="urn:schemas-microsoft-com:office:word" xmlns:w="http://schemas.openxmlformats.org/wordprocessingml/2006/main" xmlns:w14="http://schemas.microsoft.com/office/word/2010/wordml" xmlns:w15="http://schemas.microsoft.com/office/word/2012/wordml" xmlns:w16cex="http://schemas.microsoft.com/office/word/2018/wordml/cex" xmlns:w16cid="http://schemas.microsoft.com/office/word/2016/wordml/cid" xmlns:w16="http://schemas.microsoft.com/office/word/2018/wordml" xmlns:w16du="http://schemas.microsoft.com/office/word/2023/wordml/word16du" xmlns:w16sdtdh="http://schemas.microsoft.com/office/word/2020/wordml/sdtdatahash" xmlns:w16sdtfl="http://schemas.microsoft.com/office/word/2024/wordml/sdtformatlock" xmlns:w16se="http://schemas.microsoft.com/office/word/2015/wordml/symex" xmlns:wpg="http://schemas.microsoft.com/office/word/2010/wordprocessingGroup" xmlns:wpi="http://schemas.microsoft.com/office/word/2010/wordprocessingInk" xmlns:wne="http://schemas.microsoft.com/office/word/2006/wordml" xmlns:wps="http://schemas.microsoft.com/office/word/2010/wordprocessingShape" mc:Ignorable="w14 w15 w16se w16cid w16 w16cex w16sdtdh w16sdtfl w16du wp14">
   <w:abstractNum w:abstractNumId="0" w15:restartNumberingAfterBreak="0">
     <w:nsid w:val="0EDD5FE0"/>
     <w:multiLevelType w:val="hybridMultilevel"/>
@@ -1270,20 +1409,20 @@
       </w:pPr>
     </w:lvl>
   </w:abstractNum>
-  <w:num w:numId="1">
+  <w:num w:numId="1" w16cid:durableId="190807184">
     <w:abstractNumId w:val="1"/>
   </w:num>
-  <w:num w:numId="2">
+  <w:num w:numId="2" w16cid:durableId="1927808384">
     <w:abstractNumId w:val="0"/>
   </w:num>
-  <w:num w:numId="3">
+  <w:num w:numId="3" w16cid:durableId="237834649">
     <w:abstractNumId w:val="2"/>
   </w:num>
 </w:numbering>
 </file>
 
 <file path=word/styles.xml><?xml version="1.0" encoding="utf-8"?>
-<w:styles xmlns:mc="http://schemas.openxmlformats.org/markup-compatibility/2006" xmlns:r="http://schemas.openxmlformats.org/officeDocument/2006/relationships" xmlns:w="http://schemas.openxmlformats.org/wordprocessingml/2006/main" xmlns:w14="http://schemas.microsoft.com/office/word/2010/wordml" xmlns:w15="http://schemas.microsoft.com/office/word/2012/wordml" xmlns:w16cex="http://schemas.microsoft.com/office/word/2018/wordml/cex" xmlns:w16cid="http://schemas.microsoft.com/office/word/2016/wordml/cid" xmlns:w16="http://schemas.microsoft.com/office/word/2018/wordml" xmlns:w16sdtdh="http://schemas.microsoft.com/office/word/2020/wordml/sdtdatahash" xmlns:w16se="http://schemas.microsoft.com/office/word/2015/wordml/symex" mc:Ignorable="w14 w15 w16se w16cid w16 w16cex w16sdtdh">
+<w:styles xmlns:mc="http://schemas.openxmlformats.org/markup-compatibility/2006" xmlns:r="http://schemas.openxmlformats.org/officeDocument/2006/relationships" xmlns:w="http://schemas.openxmlformats.org/wordprocessingml/2006/main" xmlns:w14="http://schemas.microsoft.com/office/word/2010/wordml" xmlns:w15="http://schemas.microsoft.com/office/word/2012/wordml" xmlns:w16cex="http://schemas.microsoft.com/office/word/2018/wordml/cex" xmlns:w16cid="http://schemas.microsoft.com/office/word/2016/wordml/cid" xmlns:w16="http://schemas.microsoft.com/office/word/2018/wordml" xmlns:w16du="http://schemas.microsoft.com/office/word/2023/wordml/word16du" xmlns:w16sdtdh="http://schemas.microsoft.com/office/word/2020/wordml/sdtdatahash" xmlns:w16sdtfl="http://schemas.microsoft.com/office/word/2024/wordml/sdtformatlock" xmlns:w16se="http://schemas.microsoft.com/office/word/2015/wordml/symex" mc:Ignorable="w14 w15 w16se w16cid w16 w16cex w16sdtdh w16sdtfl w16du">
   <w:docDefaults>
     <w:rPrDefault>
       <w:rPr>
